--- a/policies/build/preview/PRE.4_v2_preview.docx
+++ b/policies/build/preview/PRE.4_v2_preview.docx
@@ -130,7 +130,7 @@
                 <w:sz w:val="18"/>
                 <w:szCs w:val="18"/>
               </w:rPr>
-              <w:t xml:space="preserve">«PRE/POL/00»</w:t>
+              <w:t xml:space="preserve">«PRE/POL/04»</w:t>
             </w:r>
           </w:p>
         </w:tc>
@@ -3498,7 +3498,7 @@
           <w:sz w:val="22"/>
           <w:szCs w:val="22"/>
         </w:rPr>
-        <w:t xml:space="preserve">The requirements in this document are accreditation requirements of the NABH SHCO 3rd Edition rather than duties under a named Act of Parliament. In particular those arising under no named Act of Parliament; the duties in this document are accreditation requirements of the NABH SHCO 3rd Edition are written here as accreditation method, not as a copied statute. This policy does not import the Consumer Protection Act, 2019, the Clinical Establishments Act, 2010, or the Mental Healthcare Act, 2017 as a checklist. Statutory duties that arise under other documents of Preview Hospital remain those documents. Preview Hospital is responsible for verifying any statutory duty that applies to it; this document does not constitute legal advice.</w:t>
+        <w:t xml:space="preserve">The requirements in this document are accreditation requirements of the NABH SHCO 3rd Edition, not duties under a named Act of Parliament. This policy does not import the Consumer Protection Act, 2019, the Clinical Establishments Act, 2010, or the Mental Healthcare Act, 2017 as a checklist. Statutory duties that arise under other documents of Preview Hospital remain those documents. Preview Hospital is responsible for verifying any statutory duty that applies to it; this document does not constitute legal advice.</w:t>
       </w:r>
     </w:p>
     <w:p>
@@ -3590,7 +3590,7 @@
         <w:sz w:val="16"/>
         <w:szCs w:val="16"/>
       </w:rPr>
-      <w:t xml:space="preserve">Preview Hospital  |  «PRE/POL/00»  |  Controlled document  |  Information, Education and Communication about Healthcare Needs</w:t>
+      <w:t xml:space="preserve">Preview Hospital  |  «PRE/POL/04»  |  Controlled document  |  Information, Education and Communication about Healthcare Needs</w:t>
     </w:r>
   </w:p>
 </w:ftr>
